--- a/docs/article/submission_bundle/docs/shablon_dokladov_illustrated.docx
+++ b/docs/article/submission_bundle/docs/shablon_dokladov_illustrated.docx
@@ -36,6 +36,14 @@
       </w:pPr>
       <w:r>
         <w:t>E-mail: author1@example.com, author2@example.com</w:t>
+      </w:r>
+    </w:p>
+    <w:p>
+      <w:pPr>
+        <w:jc w:val="center"/>
+      </w:pPr>
+      <w:r>
+        <w:t>ORCID: 0000-0000-0000-0000, 0000-0000-0000-0000</w:t>
       </w:r>
     </w:p>
     <w:p>
@@ -919,7 +927,7 @@
         <w:pStyle w:val="ListNumber"/>
       </w:pPr>
       <w:r>
-        <w:t>Jang J.-S. R. ANFIS: Adaptive-Network-Based Fuzzy Inference System // IEEE Transactions on Systems, Man, and Cybernetics. 1993. Vol. 23, no. 3. P. 665-685.</w:t>
+        <w:t>Jang J.-S. R. ANFIS: Adaptive-Network-Based Fuzzy Inference System // IEEE Transactions on Systems, Man, and Cybernetics. 1993. Vol. 23, No. 3. P. 665-685.</w:t>
       </w:r>
     </w:p>
     <w:p>
@@ -943,7 +951,7 @@
         <w:pStyle w:val="ListNumber"/>
       </w:pPr>
       <w:r>
-        <w:t>Pace R. K., Barry R. Sparse Spatial Autoregressions // Statistics &amp; Probability Letters. 1997. Vol. 33, no. 3. P. 291-297.</w:t>
+        <w:t>Pace R. K., Barry R. Sparse Spatial Autoregressions // Statistics &amp; Probability Letters. 1997. Vol. 33, No. 3. P. 291-297. DOI: 10.1016/S0167-7152(96)00140-X.</w:t>
       </w:r>
     </w:p>
     <w:p>
@@ -951,7 +959,7 @@
         <w:pStyle w:val="ListNumber"/>
       </w:pPr>
       <w:r>
-        <w:t>Rudin C. Stop Explaining Black Box Machine Learning Models for High Stakes Decisions and Use Interpretable Models Instead // Nature Machine Intelligence. 2019. Vol. 1. P. 206-215.</w:t>
+        <w:t>Rudin C. Stop Explaining Black Box Machine Learning Models for High Stakes Decisions and Use Interpretable Models Instead // Nature Machine Intelligence. 2019. Vol. 1. P. 206-215. DOI: 10.1038/s42256-019-0048-x.</w:t>
       </w:r>
     </w:p>
     <w:p>
@@ -959,7 +967,7 @@
         <w:pStyle w:val="ListNumber"/>
       </w:pPr>
       <w:r>
-        <w:t>Ma X., Chen L., Deng Z. et al. Deep Image Feature Learning With Fuzzy Rules // IEEE Transactions on Emerging Topics in Computational Intelligence. 2024. Vol. 8. P. 724-737.</w:t>
+        <w:t>Ma X., Chen L., Deng Z. et al. Deep Image Feature Learning With Fuzzy Rules // IEEE Transactions on Emerging Topics in Computational Intelligence. 2024. Vol. 8. P. 724-737. DOI: 10.1109/TETCI.2023.3259447.</w:t>
       </w:r>
     </w:p>
     <w:p>
